--- a/ALL_IN_ONE.docx
+++ b/ALL_IN_ONE.docx
@@ -43443,7 +43443,7 @@
                 <w:sz w:val="19"/>
                 <w:szCs w:val="19"/>
               </w:rPr>
-              <w:t>8080 / 8081 / 8085</w:t>
+              <w:t>8090 / 8081 / 8085</w:t>
             </w:r>
           </w:p>
         </w:tc>
@@ -43994,47 +43994,38 @@
         <w:pStyle w:val="NormalWeb"/>
       </w:pPr>
       <w:r>
-        <w:t xml:space="preserve">Both want </w:t>
+        <w:rPr>
+          <w:b w:val="0"/>
+        </w:rPr>
+        <w:t>Airflow and the kind ingress both wanted host port 8080. Airflow now defaults to 8090 (docker-compose.yml:369-373) and the kind ingress keeps 8080 (kind-config.yaml:31-32). Open Airflow at http://localhost:8090 and Kafka UI at http://localhost:8085. Before that split, whichever stack started second died with "port is already allocated."</w:t>
       </w:r>
       <w:r>
         <w:rPr>
           <w:b/>
         </w:rPr>
-        <w:t>host port 8080</w:t>
-      </w:r>
-      <w:r>
-        <w:t xml:space="preserve">: Airflow at docker-compose.yml:370 and the kind ingress at kind-config.yaml:31-32. It only bites when the </w:t>
-      </w:r>
+      </w:r>
+      <w:r/>
       <w:r>
         <w:rPr>
           <w:rFonts w:ascii="Consolas" w:hAnsi="Consolas"/>
           <w:sz w:val="19"/>
         </w:rPr>
-        <w:t>bigdata</w:t>
-      </w:r>
-      <w:r>
-        <w:t xml:space="preserve"> profile is up, since Airflow is profile-gated — but when it does, whichever starts second dies with "port is already allocated." Change </w:t>
-      </w:r>
+      </w:r>
+      <w:r/>
       <w:r>
         <w:rPr>
           <w:rFonts w:ascii="Consolas" w:hAnsi="Consolas"/>
           <w:sz w:val="19"/>
         </w:rPr>
-        <w:t>AIRFLOW_PORT</w:t>
-      </w:r>
-      <w:r>
-        <w:t xml:space="preserve"> in </w:t>
-      </w:r>
+      </w:r>
+      <w:r/>
       <w:r>
         <w:rPr>
           <w:rFonts w:ascii="Consolas" w:hAnsi="Consolas"/>
           <w:sz w:val="19"/>
         </w:rPr>
-        <w:t>infra/.env</w:t>
-      </w:r>
-      <w:r>
-        <w:t>, or run kind without the bigdata profile.</w:t>
-      </w:r>
+      </w:r>
+      <w:r/>
     </w:p>
     <w:p>
       <w:pPr>

--- a/ALL_IN_ONE.docx
+++ b/ALL_IN_ONE.docx
@@ -43585,6 +43585,871 @@
         <w:pict>
           <v:rect id="_x0000_i1037" style="width:0;height:1.5pt" o:hralign="center" o:hrstd="t" o:hr="t" fillcolor="#a0a0a0" stroked="f"/>
         </w:pict>
+      </w:r>
+    </w:p>
+    <w:p>
+      <w:pPr>
+        <w:pStyle w:val="Heading3"/>
+      </w:pPr>
+      <w:r>
+        <w:t>What each third-party piece actually is</w:t>
+      </w:r>
+    </w:p>
+    <w:p>
+      <w:pPr>
+        <w:pStyle w:val="NormalWeb"/>
+      </w:pPr>
+      <w:r>
+        <w:t>Everything below is open source and pulled from a public registry — none of it is written here. The "what it does here" column is the only part specific to CareerLens.</w:t>
+      </w:r>
+    </w:p>
+    <w:tbl>
+      <w:tblPr>
+        <w:tblW w:w="5000" w:type="pct"/>
+        <w:tblBorders>
+          <w:top w:val="outset" w:sz="6" w:space="0" w:color="auto"/>
+          <w:left w:val="outset" w:sz="6" w:space="0" w:color="auto"/>
+          <w:bottom w:val="outset" w:sz="6" w:space="0" w:color="auto"/>
+          <w:right w:val="outset" w:sz="6" w:space="0" w:color="auto"/>
+        </w:tblBorders>
+        <w:tblCellMar>
+          <w:left w:w="0" w:type="dxa"/>
+          <w:right w:w="0" w:type="dxa"/>
+        </w:tblCellMar>
+        <w:tblLook w:val="04A0" w:firstRow="1" w:lastRow="0" w:firstColumn="1" w:lastColumn="0" w:noHBand="0" w:noVBand="1"/>
+      </w:tblPr>
+      <w:tblGrid>
+        <w:gridCol w:w="1805"/>
+        <w:gridCol w:w="1805"/>
+        <w:gridCol w:w="1805"/>
+        <w:gridCol w:w="1805"/>
+        <w:gridCol w:w="1805"/>
+      </w:tblGrid>
+      <w:tr>
+        <w:tc>
+          <w:tcPr>
+            <w:tcW w:type="dxa" w:w="1805"/>
+          </w:tcPr>
+          <w:p>
+            <w:r>
+              <w:rPr>
+                <w:b/>
+              </w:rPr>
+              <w:t>Tool</w:t>
+            </w:r>
+          </w:p>
+        </w:tc>
+        <w:tc>
+          <w:tcPr>
+            <w:tcW w:type="dxa" w:w="1805"/>
+          </w:tcPr>
+          <w:p>
+            <w:r>
+              <w:rPr>
+                <w:b/>
+              </w:rPr>
+              <w:t>What it is, in one line</w:t>
+            </w:r>
+          </w:p>
+        </w:tc>
+        <w:tc>
+          <w:tcPr>
+            <w:tcW w:type="dxa" w:w="1805"/>
+          </w:tcPr>
+          <w:p>
+            <w:r>
+              <w:rPr>
+                <w:b/>
+              </w:rPr>
+              <w:t>Port</w:t>
+            </w:r>
+          </w:p>
+        </w:tc>
+        <w:tc>
+          <w:tcPr>
+            <w:tcW w:type="dxa" w:w="1805"/>
+          </w:tcPr>
+          <w:p>
+            <w:r>
+              <w:rPr>
+                <w:b/>
+              </w:rPr>
+              <w:t>Login</w:t>
+            </w:r>
+          </w:p>
+        </w:tc>
+        <w:tc>
+          <w:tcPr>
+            <w:tcW w:type="dxa" w:w="1805"/>
+          </w:tcPr>
+          <w:p>
+            <w:r>
+              <w:rPr>
+                <w:b/>
+              </w:rPr>
+              <w:t>What it does HERE</w:t>
+            </w:r>
+          </w:p>
+        </w:tc>
+      </w:tr>
+      <w:tr>
+        <w:tc>
+          <w:tcPr>
+            <w:tcW w:type="dxa" w:w="1805"/>
+          </w:tcPr>
+          <w:p>
+            <w:r>
+              <w:t>Apache Airflow 2.9.3</w:t>
+            </w:r>
+          </w:p>
+        </w:tc>
+        <w:tc>
+          <w:tcPr>
+            <w:tcW w:type="dxa" w:w="1805"/>
+          </w:tcPr>
+          <w:p>
+            <w:r>
+              <w:t>A scheduler. Runs a graph of tasks in order, on a timer, and shows you which step failed.</w:t>
+            </w:r>
+          </w:p>
+        </w:tc>
+        <w:tc>
+          <w:tcPr>
+            <w:tcW w:type="dxa" w:w="1805"/>
+          </w:tcPr>
+          <w:p>
+            <w:r>
+              <w:t>8090</w:t>
+            </w:r>
+          </w:p>
+        </w:tc>
+        <w:tc>
+          <w:tcPr>
+            <w:tcW w:type="dxa" w:w="1805"/>
+          </w:tcPr>
+          <w:p>
+            <w:r>
+              <w:t>admin/admin</w:t>
+            </w:r>
+          </w:p>
+        </w:tc>
+        <w:tc>
+          <w:tcPr>
+            <w:tcW w:type="dxa" w:w="1805"/>
+          </w:tcPr>
+          <w:p>
+            <w:r>
+              <w:t>Runs the job_pipeline DAG — the play button. Nothing else uses it.</w:t>
+            </w:r>
+          </w:p>
+        </w:tc>
+      </w:tr>
+      <w:tr>
+        <w:tc>
+          <w:tcPr>
+            <w:tcW w:type="dxa" w:w="1805"/>
+          </w:tcPr>
+          <w:p>
+            <w:r>
+              <w:t>Apache Kafka 3.8.1</w:t>
+            </w:r>
+          </w:p>
+        </w:tc>
+        <w:tc>
+          <w:tcPr>
+            <w:tcW w:type="dxa" w:w="1805"/>
+          </w:tcPr>
+          <w:p>
+            <w:r>
+              <w:t>An append-only event log. Producers write, consumers read at their own pace, messages survive a consumer being down.</w:t>
+            </w:r>
+          </w:p>
+        </w:tc>
+        <w:tc>
+          <w:tcPr>
+            <w:tcW w:type="dxa" w:w="1805"/>
+          </w:tcPr>
+          <w:p>
+            <w:r>
+              <w:t>9092 in-net / 29092 host</w:t>
+            </w:r>
+          </w:p>
+        </w:tc>
+        <w:tc>
+          <w:tcPr>
+            <w:tcW w:type="dxa" w:w="1805"/>
+          </w:tcPr>
+          <w:p>
+            <w:r>
+              <w:t>none</w:t>
+            </w:r>
+          </w:p>
+        </w:tc>
+        <w:tc>
+          <w:tcPr>
+            <w:tcW w:type="dxa" w:w="1805"/>
+          </w:tcPr>
+          <w:p>
+            <w:r>
+              <w:t>One topic, posting.discovered. The pipeline writes a message per new job; match-notifier reads them and creates notifications.</w:t>
+            </w:r>
+          </w:p>
+        </w:tc>
+      </w:tr>
+      <w:tr>
+        <w:tc>
+          <w:tcPr>
+            <w:tcW w:type="dxa" w:w="1805"/>
+          </w:tcPr>
+          <w:p>
+            <w:r>
+              <w:t>Kafka UI (Provectus)</w:t>
+            </w:r>
+          </w:p>
+        </w:tc>
+        <w:tc>
+          <w:tcPr>
+            <w:tcW w:type="dxa" w:w="1805"/>
+          </w:tcPr>
+          <w:p>
+            <w:r>
+              <w:t>A web view of a Kafka cluster — topics, messages, consumer lag.</w:t>
+            </w:r>
+          </w:p>
+        </w:tc>
+        <w:tc>
+          <w:tcPr>
+            <w:tcW w:type="dxa" w:w="1805"/>
+          </w:tcPr>
+          <w:p>
+            <w:r>
+              <w:t>8085</w:t>
+            </w:r>
+          </w:p>
+        </w:tc>
+        <w:tc>
+          <w:tcPr>
+            <w:tcW w:type="dxa" w:w="1805"/>
+          </w:tcPr>
+          <w:p>
+            <w:r>
+              <w:t>none</w:t>
+            </w:r>
+          </w:p>
+        </w:tc>
+        <w:tc>
+          <w:tcPr>
+            <w:tcW w:type="dxa" w:w="1805"/>
+          </w:tcPr>
+          <w:p>
+            <w:r>
+              <w:t>Watching whether events actually flowed. Diagnostic only; delete it and nothing breaks.</w:t>
+            </w:r>
+          </w:p>
+        </w:tc>
+      </w:tr>
+      <w:tr>
+        <w:tc>
+          <w:tcPr>
+            <w:tcW w:type="dxa" w:w="1805"/>
+          </w:tcPr>
+          <w:p>
+            <w:r>
+              <w:t>Adminer</w:t>
+            </w:r>
+          </w:p>
+        </w:tc>
+        <w:tc>
+          <w:tcPr>
+            <w:tcW w:type="dxa" w:w="1805"/>
+          </w:tcPr>
+          <w:p>
+            <w:r>
+              <w:t>A single-PHP-file database browser.</w:t>
+            </w:r>
+          </w:p>
+        </w:tc>
+        <w:tc>
+          <w:tcPr>
+            <w:tcW w:type="dxa" w:w="1805"/>
+          </w:tcPr>
+          <w:p>
+            <w:r>
+              <w:t>8081</w:t>
+            </w:r>
+          </w:p>
+        </w:tc>
+        <w:tc>
+          <w:tcPr>
+            <w:tcW w:type="dxa" w:w="1805"/>
+          </w:tcPr>
+          <w:p>
+            <w:r>
+              <w:t>Postgres creds from infra/.env</w:t>
+            </w:r>
+          </w:p>
+        </w:tc>
+        <w:tc>
+          <w:tcPr>
+            <w:tcW w:type="dxa" w:w="1805"/>
+          </w:tcPr>
+          <w:p>
+            <w:r>
+              <w:t>Poking at tables without installing pgAdmin.</w:t>
+            </w:r>
+          </w:p>
+        </w:tc>
+      </w:tr>
+      <w:tr>
+        <w:tc>
+          <w:tcPr>
+            <w:tcW w:type="dxa" w:w="1805"/>
+          </w:tcPr>
+          <w:p>
+            <w:r>
+              <w:t>PostgreSQL 16</w:t>
+            </w:r>
+          </w:p>
+        </w:tc>
+        <w:tc>
+          <w:tcPr>
+            <w:tcW w:type="dxa" w:w="1805"/>
+          </w:tcPr>
+          <w:p>
+            <w:r>
+              <w:t>The relational database.</w:t>
+            </w:r>
+          </w:p>
+        </w:tc>
+        <w:tc>
+          <w:tcPr>
+            <w:tcW w:type="dxa" w:w="1805"/>
+          </w:tcPr>
+          <w:p>
+            <w:r>
+              <w:t>5432</w:t>
+            </w:r>
+          </w:p>
+        </w:tc>
+        <w:tc>
+          <w:tcPr>
+            <w:tcW w:type="dxa" w:w="1805"/>
+          </w:tcPr>
+          <w:p>
+            <w:r>
+              <w:t>from infra/.env</w:t>
+            </w:r>
+          </w:p>
+        </w:tc>
+        <w:tc>
+          <w:tcPr>
+            <w:tcW w:type="dxa" w:w="1805"/>
+          </w:tcPr>
+          <w:p>
+            <w:r>
+              <w:t>Two roles: app data (users, resumes, applications) and the analytics star schema dbt builds.</w:t>
+            </w:r>
+          </w:p>
+        </w:tc>
+      </w:tr>
+      <w:tr>
+        <w:tc>
+          <w:tcPr>
+            <w:tcW w:type="dxa" w:w="1805"/>
+          </w:tcPr>
+          <w:p>
+            <w:r>
+              <w:t>Redis 7</w:t>
+            </w:r>
+          </w:p>
+        </w:tc>
+        <w:tc>
+          <w:tcPr>
+            <w:tcW w:type="dxa" w:w="1805"/>
+          </w:tcPr>
+          <w:p>
+            <w:r>
+              <w:t>In-memory key-value store.</w:t>
+            </w:r>
+          </w:p>
+        </w:tc>
+        <w:tc>
+          <w:tcPr>
+            <w:tcW w:type="dxa" w:w="1805"/>
+          </w:tcPr>
+          <w:p>
+            <w:r>
+              <w:t>6379</w:t>
+            </w:r>
+          </w:p>
+        </w:tc>
+        <w:tc>
+          <w:tcPr>
+            <w:tcW w:type="dxa" w:w="1805"/>
+          </w:tcPr>
+          <w:p>
+            <w:r>
+              <w:t>none</w:t>
+            </w:r>
+          </w:p>
+        </w:tc>
+        <w:tc>
+          <w:tcPr>
+            <w:tcW w:type="dxa" w:w="1805"/>
+          </w:tcPr>
+          <w:p>
+            <w:r>
+              <w:t>Celery's task queue + the gateway's rate-limit counters.</w:t>
+            </w:r>
+          </w:p>
+        </w:tc>
+      </w:tr>
+      <w:tr>
+        <w:tc>
+          <w:tcPr>
+            <w:tcW w:type="dxa" w:w="1805"/>
+          </w:tcPr>
+          <w:p>
+            <w:r>
+              <w:t>Apache Spark 3.5.3 (PySpark)</w:t>
+            </w:r>
+          </w:p>
+        </w:tc>
+        <w:tc>
+          <w:tcPr>
+            <w:tcW w:type="dxa" w:w="1805"/>
+          </w:tcPr>
+          <w:p>
+            <w:r>
+              <w:t>Distributed data processing. Handles datasets too big for pandas.</w:t>
+            </w:r>
+          </w:p>
+        </w:tc>
+        <w:tc>
+          <w:tcPr>
+            <w:tcW w:type="dxa" w:w="1805"/>
+          </w:tcPr>
+          <w:p>
+            <w:r>
+              <w:t>—</w:t>
+            </w:r>
+          </w:p>
+        </w:tc>
+        <w:tc>
+          <w:tcPr>
+            <w:tcW w:type="dxa" w:w="1805"/>
+          </w:tcPr>
+          <w:p>
+            <w:r>
+              <w:t>—</w:t>
+            </w:r>
+          </w:p>
+        </w:tc>
+        <w:tc>
+          <w:tcPr>
+            <w:tcW w:type="dxa" w:w="1805"/>
+          </w:tcPr>
+          <w:p>
+            <w:r>
+              <w:t>The spark_etl task: cleans and normalises ~200k raw postings. Runs in-process, no cluster.</w:t>
+            </w:r>
+          </w:p>
+        </w:tc>
+      </w:tr>
+      <w:tr>
+        <w:tc>
+          <w:tcPr>
+            <w:tcW w:type="dxa" w:w="1805"/>
+          </w:tcPr>
+          <w:p>
+            <w:r>
+              <w:t>dbt 1.8</w:t>
+            </w:r>
+          </w:p>
+        </w:tc>
+        <w:tc>
+          <w:tcPr>
+            <w:tcW w:type="dxa" w:w="1805"/>
+          </w:tcPr>
+          <w:p>
+            <w:r>
+              <w:t>Turns SQL files into a dependency-ordered set of tables, with tests.</w:t>
+            </w:r>
+          </w:p>
+        </w:tc>
+        <w:tc>
+          <w:tcPr>
+            <w:tcW w:type="dxa" w:w="1805"/>
+          </w:tcPr>
+          <w:p>
+            <w:r>
+              <w:t>—</w:t>
+            </w:r>
+          </w:p>
+        </w:tc>
+        <w:tc>
+          <w:tcPr>
+            <w:tcW w:type="dxa" w:w="1805"/>
+          </w:tcPr>
+          <w:p>
+            <w:r>
+              <w:t>—</w:t>
+            </w:r>
+          </w:p>
+        </w:tc>
+        <w:tc>
+          <w:tcPr>
+            <w:tcW w:type="dxa" w:w="1805"/>
+          </w:tcPr>
+          <w:p>
+            <w:r>
+              <w:t>dbt_run builds the star schema; dbt_test is the quality gate that fails the pipeline on bad data.</w:t>
+            </w:r>
+          </w:p>
+        </w:tc>
+      </w:tr>
+      <w:tr>
+        <w:tc>
+          <w:tcPr>
+            <w:tcW w:type="dxa" w:w="1805"/>
+          </w:tcPr>
+          <w:p>
+            <w:r>
+              <w:t>Hadoop HDFS 3.2.1</w:t>
+            </w:r>
+          </w:p>
+        </w:tc>
+        <w:tc>
+          <w:tcPr>
+            <w:tcW w:type="dxa" w:w="1805"/>
+          </w:tcPr>
+          <w:p>
+            <w:r>
+              <w:t>Distributed filesystem — the classic big-data storage layer.</w:t>
+            </w:r>
+          </w:p>
+        </w:tc>
+        <w:tc>
+          <w:tcPr>
+            <w:tcW w:type="dxa" w:w="1805"/>
+          </w:tcPr>
+          <w:p>
+            <w:r>
+              <w:t>9870 UI / 9000</w:t>
+            </w:r>
+          </w:p>
+        </w:tc>
+        <w:tc>
+          <w:tcPr>
+            <w:tcW w:type="dxa" w:w="1805"/>
+          </w:tcPr>
+          <w:p>
+            <w:r>
+              <w:t>none</w:t>
+            </w:r>
+          </w:p>
+        </w:tc>
+        <w:tc>
+          <w:tcPr>
+            <w:tcW w:type="dxa" w:w="1805"/>
+          </w:tcPr>
+          <w:p>
+            <w:r>
+              <w:t>Landing zone for raw pipeline files. The most optional piece here.</w:t>
+            </w:r>
+          </w:p>
+        </w:tc>
+      </w:tr>
+      <w:tr>
+        <w:tc>
+          <w:tcPr>
+            <w:tcW w:type="dxa" w:w="1805"/>
+          </w:tcPr>
+          <w:p>
+            <w:r>
+              <w:t>Celery 5.4</w:t>
+            </w:r>
+          </w:p>
+        </w:tc>
+        <w:tc>
+          <w:tcPr>
+            <w:tcW w:type="dxa" w:w="1805"/>
+          </w:tcPr>
+          <w:p>
+            <w:r>
+              <w:t>Background job runner for Python.</w:t>
+            </w:r>
+          </w:p>
+        </w:tc>
+        <w:tc>
+          <w:tcPr>
+            <w:tcW w:type="dxa" w:w="1805"/>
+          </w:tcPr>
+          <w:p>
+            <w:r>
+              <w:t>—</w:t>
+            </w:r>
+          </w:p>
+        </w:tc>
+        <w:tc>
+          <w:tcPr>
+            <w:tcW w:type="dxa" w:w="1805"/>
+          </w:tcPr>
+          <w:p>
+            <w:r>
+              <w:t>—</w:t>
+            </w:r>
+          </w:p>
+        </w:tc>
+        <w:tc>
+          <w:tcPr>
+            <w:tcW w:type="dxa" w:w="1805"/>
+          </w:tcPr>
+          <w:p>
+            <w:r>
+              <w:t>worker-service: Gmail sync and scraping, so a slow job never blocks a web request.</w:t>
+            </w:r>
+          </w:p>
+        </w:tc>
+      </w:tr>
+      <w:tr>
+        <w:tc>
+          <w:tcPr>
+            <w:tcW w:type="dxa" w:w="1805"/>
+          </w:tcPr>
+          <w:p>
+            <w:r>
+              <w:t>kind 0.32</w:t>
+            </w:r>
+          </w:p>
+        </w:tc>
+        <w:tc>
+          <w:tcPr>
+            <w:tcW w:type="dxa" w:w="1805"/>
+          </w:tcPr>
+          <w:p>
+            <w:r>
+              <w:t>Runs a real Kubernetes cluster inside Docker containers.</w:t>
+            </w:r>
+          </w:p>
+        </w:tc>
+        <w:tc>
+          <w:tcPr>
+            <w:tcW w:type="dxa" w:w="1805"/>
+          </w:tcPr>
+          <w:p>
+            <w:r>
+              <w:t>8080/8443</w:t>
+            </w:r>
+          </w:p>
+        </w:tc>
+        <w:tc>
+          <w:tcPr>
+            <w:tcW w:type="dxa" w:w="1805"/>
+          </w:tcPr>
+          <w:p>
+            <w:r>
+              <w:t>—</w:t>
+            </w:r>
+          </w:p>
+        </w:tc>
+        <w:tc>
+          <w:tcPr>
+            <w:tcW w:type="dxa" w:w="1805"/>
+          </w:tcPr>
+          <w:p>
+            <w:r>
+              <w:t>The 3-node local cluster. Same API as GKE/EKS.</w:t>
+            </w:r>
+          </w:p>
+        </w:tc>
+      </w:tr>
+      <w:tr>
+        <w:tc>
+          <w:tcPr>
+            <w:tcW w:type="dxa" w:w="1805"/>
+          </w:tcPr>
+          <w:p>
+            <w:r>
+              <w:t>Helm 4.2</w:t>
+            </w:r>
+          </w:p>
+        </w:tc>
+        <w:tc>
+          <w:tcPr>
+            <w:tcW w:type="dxa" w:w="1805"/>
+          </w:tcPr>
+          <w:p>
+            <w:r>
+              <w:t>Templating + release manager for Kubernetes.</w:t>
+            </w:r>
+          </w:p>
+        </w:tc>
+        <w:tc>
+          <w:tcPr>
+            <w:tcW w:type="dxa" w:w="1805"/>
+          </w:tcPr>
+          <w:p>
+            <w:r>
+              <w:t>—</w:t>
+            </w:r>
+          </w:p>
+        </w:tc>
+        <w:tc>
+          <w:tcPr>
+            <w:tcW w:type="dxa" w:w="1805"/>
+          </w:tcPr>
+          <w:p>
+            <w:r>
+              <w:t>—</w:t>
+            </w:r>
+          </w:p>
+        </w:tc>
+        <w:tc>
+          <w:tcPr>
+            <w:tcW w:type="dxa" w:w="1805"/>
+          </w:tcPr>
+          <w:p>
+            <w:r>
+              <w:t>Installs all 21 objects from one chart; helm rollback undoes a bad deploy.</w:t>
+            </w:r>
+          </w:p>
+        </w:tc>
+      </w:tr>
+      <w:tr>
+        <w:tc>
+          <w:tcPr>
+            <w:tcW w:type="dxa" w:w="1805"/>
+          </w:tcPr>
+          <w:p>
+            <w:r>
+              <w:t>ingress-nginx</w:t>
+            </w:r>
+          </w:p>
+        </w:tc>
+        <w:tc>
+          <w:tcPr>
+            <w:tcW w:type="dxa" w:w="1805"/>
+          </w:tcPr>
+          <w:p>
+            <w:r>
+              <w:t>The cluster's front door — routes by hostname/path.</w:t>
+            </w:r>
+          </w:p>
+        </w:tc>
+        <w:tc>
+          <w:tcPr>
+            <w:tcW w:type="dxa" w:w="1805"/>
+          </w:tcPr>
+          <w:p>
+            <w:r>
+              <w:t>via 8080</w:t>
+            </w:r>
+          </w:p>
+        </w:tc>
+        <w:tc>
+          <w:tcPr>
+            <w:tcW w:type="dxa" w:w="1805"/>
+          </w:tcPr>
+          <w:p>
+            <w:r>
+              <w:t>—</w:t>
+            </w:r>
+          </w:p>
+        </w:tc>
+        <w:tc>
+          <w:tcPr>
+            <w:tcW w:type="dxa" w:w="1805"/>
+          </w:tcPr>
+          <w:p>
+            <w:r>
+              <w:t>careerlens.local/api -&gt; gateway, / -&gt; frontend.</w:t>
+            </w:r>
+          </w:p>
+        </w:tc>
+      </w:tr>
+    </w:tbl>
+    <w:p>
+      <w:pPr/>
+    </w:p>
+    <w:p>
+      <w:pPr>
+        <w:pStyle w:val="NormalWeb"/>
+      </w:pPr>
+      <w:r>
+        <w:rPr>
+          <w:b/>
+        </w:rPr>
+        <w:t>About that admin/admin login</w:t>
+      </w:r>
+    </w:p>
+    <w:p>
+      <w:pPr>
+        <w:pStyle w:val="NormalWeb"/>
+      </w:pPr>
+      <w:r>
+        <w:t xml:space="preserve">It is </w:t>
+      </w:r>
+      <w:r>
+        <w:rPr>
+          <w:b/>
+        </w:rPr>
+        <w:t>not</w:t>
+      </w:r>
+      <w:r>
+        <w:t xml:space="preserve"> an Airflow default — fresh Airflow ships with no users at all and refuses every login. The account is created by our own airflow-init container (docker-compose.yml:340):</w:t>
+      </w:r>
+    </w:p>
+    <w:p>
+      <w:pPr>
+        <w:pStyle w:val="HTMLPreformatted"/>
+      </w:pPr>
+      <w:r>
+        <w:t>airflow users create --username admin --password admin --role Admin ...</w:t>
+      </w:r>
+    </w:p>
+    <w:p>
+      <w:pPr>
+        <w:pStyle w:val="NormalWeb"/>
+      </w:pPr>
+      <w:r>
+        <w:t>So it exists because this repo asks for it, and it is fine only because Airflow is bound to localhost. On a server that line must become a real password — Airflow can trigger arbitrary shell commands, which makes an open admin panel a remote shell.</w:t>
+      </w:r>
+    </w:p>
+    <w:p>
+      <w:pPr>
+        <w:pStyle w:val="NormalWeb"/>
+      </w:pPr>
+      <w:r>
+        <w:t>Adminer is the opposite case: it has no accounts of its own and just forwards whatever you type to Postgres, so the credentials are the ones in infra/.env.</w:t>
+      </w:r>
+    </w:p>
+    <w:p>
+      <w:pPr>
+        <w:pStyle w:val="NormalWeb"/>
+      </w:pPr>
+      <w:r>
+        <w:rPr>
+          <w:b/>
+        </w:rPr>
+        <w:t>Why Kafka has two ports</w:t>
+      </w:r>
+    </w:p>
+    <w:p>
+      <w:pPr>
+        <w:pStyle w:val="NormalWeb"/>
+      </w:pPr>
+      <w:r>
+        <w:t xml:space="preserve">9092 for containers, 29092 from your laptop (docker-compose.yml:82). A Kafka client's first request returns the broker's advertised address and it then reconnects to whatever it was told — so a host process pointed at 9092 gets told "the broker is at kafka:9092", cannot resolve that name, and </w:t>
+      </w:r>
+      <w:r>
+        <w:rPr>
+          <w:b/>
+        </w:rPr>
+        <w:t>silently fails to deliver.</w:t>
+      </w:r>
+      <w:r>
+        <w:t xml:space="preserve"> The producer looks healthy and the topic stays empty. Use localhost:29092 from the host, kafka:9092 from inside.</w:t>
       </w:r>
     </w:p>
     <w:p>
